--- a/docs/面向对象程序与设计/我们的实际写作/数据库需求分析word正式版_转换.docx
+++ b/docs/面向对象程序与设计/我们的实际写作/数据库需求分析word正式版_转换.docx
@@ -33744,7 +33744,7 @@
                   <w:rStyle w:val="ae"/>
                   <w:rFonts w:ascii="仿宋" w:eastAsia="仿宋" w:hAnsi="仿宋"/>
                 </w:rPr>
-                <w:t>https://dashscope.aliyuncs.com/compatible-mode/v1</w:t>
+                <w:t>本机私有 fallback 配置</w:t>
               </w:r>
             </w:hyperlink>
             <w:r>
@@ -33771,7 +33771,7 @@
               <w:rPr>
                 <w:rFonts w:ascii="仿宋" w:eastAsia="仿宋" w:hAnsi="仿宋"/>
               </w:rPr>
-              <w:t>AI API基础地址</w:t>
+              <w:t>OpenAI-compatible /v1 地址</w:t>
             </w:r>
           </w:p>
         </w:tc>
@@ -33881,7 +33881,7 @@
               <w:rPr>
                 <w:rFonts w:ascii="仿宋" w:eastAsia="仿宋" w:hAnsi="仿宋"/>
               </w:rPr>
-              <w:t>文本框，默认"qwen-vl-plus"</w:t>
+              <w:t>文本框，通过 /models 选择</w:t>
             </w:r>
           </w:p>
         </w:tc>
